--- a/downloads/Vozenilek_Bios.docx
+++ b/downloads/Vozenilek_Bios.docx
@@ -113,7 +113,7 @@
         <w:pStyle w:val="BodyText"/>
       </w:pPr>
       <w:r>
-        <w:t xml:space="preserve">He is Vice President for Philanthropy, Academic Partners &amp; Breakthrough Strategy at OSF HealthCare, the Duane and Mary Cullinan Professor in Simulation Outcomes, and Professor of Clinical Emergency Medicine at the University of Illinois College of Medicine at Peoria. He is also Clinical Professor of BioEngineering and of the Landuyt Center for Entrepreneurship at the University of Illinois Urbana-Champaign. He has been a visiting professor at the University of Nice, published more than 50 peer-reviewed papers, and holds a U.S. simulator patent. In 2023 the Illinois Department of Innovation &amp; Technology named him an</w:t>
+        <w:t xml:space="preserve">He is Vice President for Philanthropy, Academic Partners &amp; Breakthrough Strategy at OSF HealthCare, the Duane and Mary Cullinan Professor in Simulation Outcomes, and Professor of Clinical Emergency Medicine at the University of Illinois College of Medicine at Peoria. He is also Clinical Professor of BioEngineering and of the Landuyt Center for Entrepreneurship at the University of Illinois Urbana-Champaign. He has been a visiting professor at the University of Nice, holds a 2026 CONFAP–Illinois Collaborative Research Grant with FIOCRUZ-Amazônia for public-health systems engineering along Brazil’s BR-319 Amazonas corridor, has published more than 50 peer-reviewed papers, and holds a U.S. simulator patent. In 2023 the Illinois Department of Innovation &amp; Technology named him an</w:t>
       </w:r>
       <w:r>
         <w:t xml:space="preserve"> </w:t>

--- a/downloads/Vozenilek_Bios.docx
+++ b/downloads/Vozenilek_Bios.docx
@@ -105,7 +105,7 @@
         <w:pStyle w:val="BodyText"/>
       </w:pPr>
       <w:r>
-        <w:t xml:space="preserve">In 2008 he co-chaired a federally funded national consensus conference on the science of simulation. The experience convinced him that building bridges between people who know different things is a distinct and teachable skill. Since 2012 he has led simulation and innovation at OSF HealthCare’s Jump Trading Simulation &amp; Education Center in Peoria, Illinois. There he founded the Innovation Academic Incubator, partnerships with four universities that have formed 69 clinical–academic research teams and launched 308 funded projects totaling $24.7 million. From 2019 to 2026 he served as OSF’s Chief Medical Officer for Innovation and Digital Health.</w:t>
+        <w:t xml:space="preserve">In 2008 he co-chaired a federally funded national consensus conference on the science of simulation. The experience convinced him that building bridges between people who know different things is a distinct and teachable skill. Since 2012 he has been Executive Director of OSF HealthCare’s Jump Trading Simulation &amp; Education Center in Peoria, Illinois, which he designed for patient safety and behavior change and which opened in 2013. There he founded the Innovation Academic Incubator, partnerships with four universities that have formed 69 clinical–academic research teams and launched 308 funded projects totaling $24.7 million. From 2019 to 2026 he served as OSF’s Chief Medical Officer for Innovation and Digital Health.</w:t>
       </w:r>
     </w:p>
     <w:p>
